--- a/manuscript/Tau_Borophene_Supporting_Information.docx
+++ b/manuscript/Tau_Borophene_Supporting_Information.docx
@@ -39,7 +39,7 @@
     </w:p>
     <w:p>
       <w:r>
-        <w:t>The borophene nanocarrier is modeled as a planar monolayer cluster of the beta-12 polymorph (triangular boron lattice with 1/6 hexagonal hollow-site vacancy fraction). Drug-borophene complexes were relaxed with GFN2-xTB. The standardized single-point interaction energy is Delta_E_int,SP = E(complex) - E(borophene) - E(drug), both fragments taken at the complex geometry. Three phenothiazine dyes (Methylene Blue, Azure A, Toluidine Blue O) show large positive Delta_E_int,SP from cationic steric clash and are flagged as out-of-domain in the manuscript.</w:t>
+        <w:t>The borophene nanocarrier is modeled as a hydrogen-terminated monolayer cluster of the beta-12 polymorph (B40H15). Each drug-borophene complex was built by offsetting the drug 3.2 Angstrom above the sheet in four in-plane orientations and relaxing every orientation with GFN2-xTB; the lowest-energy converged pose with a drug-carrier contact of 1.25-4.0 Angstrom is retained. The standardized interaction energy Delta_E_int,SP = E(complex) - E(borophene) - E(drug) is evaluated with both fragments frozen at the complex geometry. Contacts below 1.9 Angstrom are chemisorption (covalent B-C/B-O); 12 of the 29 ligands fall in this regime and are excluded from the physisorption QSPR.</w:t>
       </w:r>
     </w:p>
     <w:p>
@@ -304,7 +304,7 @@
               <w:rPr>
                 <w:sz w:val="14"/>
               </w:rPr>
-              <w:t>191.86</w:t>
+              <w:t>-149.71</w:t>
             </w:r>
           </w:p>
         </w:tc>
@@ -397,7 +397,7 @@
               <w:rPr>
                 <w:sz w:val="14"/>
               </w:rPr>
-              <w:t>-1.68</w:t>
+              <w:t>-8.53</w:t>
             </w:r>
           </w:p>
         </w:tc>
@@ -490,7 +490,7 @@
               <w:rPr>
                 <w:sz w:val="14"/>
               </w:rPr>
-              <w:t>190.28</w:t>
+              <w:t>-153.24</w:t>
             </w:r>
           </w:p>
         </w:tc>
@@ -583,7 +583,7 @@
               <w:rPr>
                 <w:sz w:val="14"/>
               </w:rPr>
-              <w:t>191.67</w:t>
+              <w:t>-166.65</w:t>
             </w:r>
           </w:p>
         </w:tc>
@@ -676,7 +676,7 @@
               <w:rPr>
                 <w:sz w:val="14"/>
               </w:rPr>
-              <w:t>-0.88</w:t>
+              <w:t>-9.82</w:t>
             </w:r>
           </w:p>
         </w:tc>
@@ -769,7 +769,7 @@
               <w:rPr>
                 <w:sz w:val="14"/>
               </w:rPr>
-              <w:t>-2.11</w:t>
+              <w:t>-12.87</w:t>
             </w:r>
           </w:p>
         </w:tc>
@@ -862,7 +862,7 @@
               <w:rPr>
                 <w:sz w:val="14"/>
               </w:rPr>
-              <w:t>-8.99</w:t>
+              <w:t>-132.89</w:t>
             </w:r>
           </w:p>
         </w:tc>
@@ -955,7 +955,7 @@
               <w:rPr>
                 <w:sz w:val="14"/>
               </w:rPr>
-              <w:t>-9.31</w:t>
+              <w:t>-80.53</w:t>
             </w:r>
           </w:p>
         </w:tc>
@@ -1048,7 +1048,7 @@
               <w:rPr>
                 <w:sz w:val="14"/>
               </w:rPr>
-              <w:t>-7.46</w:t>
+              <w:t>-177.09</w:t>
             </w:r>
           </w:p>
         </w:tc>
@@ -1141,7 +1141,7 @@
               <w:rPr>
                 <w:sz w:val="14"/>
               </w:rPr>
-              <w:t>-7.78</w:t>
+              <w:t>-92.43</w:t>
             </w:r>
           </w:p>
         </w:tc>
@@ -1234,7 +1234,7 @@
               <w:rPr>
                 <w:sz w:val="14"/>
               </w:rPr>
-              <w:t>-5.28</w:t>
+              <w:t>-33.35</w:t>
             </w:r>
           </w:p>
         </w:tc>
@@ -1327,7 +1327,7 @@
               <w:rPr>
                 <w:sz w:val="14"/>
               </w:rPr>
-              <w:t>-2.30</w:t>
+              <w:t>-13.00</w:t>
             </w:r>
           </w:p>
         </w:tc>
@@ -1420,7 +1420,7 @@
               <w:rPr>
                 <w:sz w:val="14"/>
               </w:rPr>
-              <w:t>-5.29</w:t>
+              <w:t>-43.67</w:t>
             </w:r>
           </w:p>
         </w:tc>
@@ -1513,7 +1513,7 @@
               <w:rPr>
                 <w:sz w:val="14"/>
               </w:rPr>
-              <w:t>-5.24</w:t>
+              <w:t>-13.62</w:t>
             </w:r>
           </w:p>
         </w:tc>
@@ -1606,7 +1606,7 @@
               <w:rPr>
                 <w:sz w:val="14"/>
               </w:rPr>
-              <w:t>-4.28</w:t>
+              <w:t>-83.34</w:t>
             </w:r>
           </w:p>
         </w:tc>
@@ -1699,7 +1699,7 @@
               <w:rPr>
                 <w:sz w:val="14"/>
               </w:rPr>
-              <w:t>-6.24</w:t>
+              <w:t>-232.53</w:t>
             </w:r>
           </w:p>
         </w:tc>
@@ -1792,7 +1792,7 @@
               <w:rPr>
                 <w:sz w:val="14"/>
               </w:rPr>
-              <w:t>-6.16</w:t>
+              <w:t>-85.03</w:t>
             </w:r>
           </w:p>
         </w:tc>
@@ -1885,7 +1885,7 @@
               <w:rPr>
                 <w:sz w:val="14"/>
               </w:rPr>
-              <w:t>-4.26</w:t>
+              <w:t>-104.37</w:t>
             </w:r>
           </w:p>
         </w:tc>
@@ -1978,7 +1978,7 @@
               <w:rPr>
                 <w:sz w:val="14"/>
               </w:rPr>
-              <w:t>-4.31</w:t>
+              <w:t>-107.18</w:t>
             </w:r>
           </w:p>
         </w:tc>
@@ -2071,7 +2071,7 @@
               <w:rPr>
                 <w:sz w:val="14"/>
               </w:rPr>
-              <w:t>-1.19</w:t>
+              <w:t>-13.45</w:t>
             </w:r>
           </w:p>
         </w:tc>
@@ -2164,7 +2164,7 @@
               <w:rPr>
                 <w:sz w:val="14"/>
               </w:rPr>
-              <w:t>-3.17</w:t>
+              <w:t>-12.73</w:t>
             </w:r>
           </w:p>
         </w:tc>
@@ -2257,7 +2257,7 @@
               <w:rPr>
                 <w:sz w:val="14"/>
               </w:rPr>
-              <w:t>-13.78</w:t>
+              <w:t>-20.70</w:t>
             </w:r>
           </w:p>
         </w:tc>
@@ -2350,7 +2350,7 @@
               <w:rPr>
                 <w:sz w:val="14"/>
               </w:rPr>
-              <w:t>-3.44</w:t>
+              <w:t>-11.22</w:t>
             </w:r>
           </w:p>
         </w:tc>
@@ -2443,7 +2443,7 @@
               <w:rPr>
                 <w:sz w:val="14"/>
               </w:rPr>
-              <w:t>-3.03</w:t>
+              <w:t>-15.25</w:t>
             </w:r>
           </w:p>
         </w:tc>
@@ -2536,7 +2536,7 @@
               <w:rPr>
                 <w:sz w:val="14"/>
               </w:rPr>
-              <w:t>-2.72</w:t>
+              <w:t>-11.77</w:t>
             </w:r>
           </w:p>
         </w:tc>
@@ -2629,7 +2629,7 @@
               <w:rPr>
                 <w:sz w:val="14"/>
               </w:rPr>
-              <w:t>-1.47</w:t>
+              <w:t>-10.33</w:t>
             </w:r>
           </w:p>
         </w:tc>
@@ -2722,7 +2722,7 @@
               <w:rPr>
                 <w:sz w:val="14"/>
               </w:rPr>
-              <w:t>-4.88</w:t>
+              <w:t>-15.86</w:t>
             </w:r>
           </w:p>
         </w:tc>
@@ -2815,7 +2815,7 @@
               <w:rPr>
                 <w:sz w:val="14"/>
               </w:rPr>
-              <w:t>-1.34</w:t>
+              <w:t>-8.12</w:t>
             </w:r>
           </w:p>
         </w:tc>
@@ -2908,7 +2908,7 @@
               <w:rPr>
                 <w:sz w:val="14"/>
               </w:rPr>
-              <w:t>-1.62</w:t>
+              <w:t>-16.27</w:t>
             </w:r>
           </w:p>
         </w:tc>
@@ -4318,7 +4318,7 @@
               <w:rPr>
                 <w:sz w:val="14"/>
               </w:rPr>
-              <w:t>Williams hat-matrix leverage, 4 descriptors, n=29: h* = 0.517; 29/29 compounds inside the domain.</w:t>
+              <w:t>Williams hat-matrix leverage, 4 descriptors, n=17: h* = 0.882; 16/17 compounds inside the domain.</w:t>
             </w:r>
           </w:p>
         </w:tc>

--- a/manuscript/Tau_Borophene_Supporting_Information.docx
+++ b/manuscript/Tau_Borophene_Supporting_Information.docx
@@ -265,7 +265,7 @@
               <w:rPr>
                 <w:sz w:val="14"/>
               </w:rPr>
-              <w:t>-4.67</w:t>
+              <w:t>-4.61</w:t>
             </w:r>
           </w:p>
         </w:tc>
@@ -358,7 +358,7 @@
               <w:rPr>
                 <w:sz w:val="14"/>
               </w:rPr>
-              <w:t>-4.77</w:t>
+              <w:t>-4.69</w:t>
             </w:r>
           </w:p>
         </w:tc>
@@ -451,7 +451,7 @@
               <w:rPr>
                 <w:sz w:val="14"/>
               </w:rPr>
-              <w:t>-4.61</w:t>
+              <w:t>-4.49</w:t>
             </w:r>
           </w:p>
         </w:tc>
@@ -544,7 +544,7 @@
               <w:rPr>
                 <w:sz w:val="14"/>
               </w:rPr>
-              <w:t>-4.85</w:t>
+              <w:t>-4.55</w:t>
             </w:r>
           </w:p>
         </w:tc>
@@ -637,7 +637,7 @@
               <w:rPr>
                 <w:sz w:val="14"/>
               </w:rPr>
-              <w:t>-4.81</w:t>
+              <w:t>-4.54</w:t>
             </w:r>
           </w:p>
         </w:tc>
@@ -730,7 +730,7 @@
               <w:rPr>
                 <w:sz w:val="14"/>
               </w:rPr>
-              <w:t>-5.06</w:t>
+              <w:t>-4.58</w:t>
             </w:r>
           </w:p>
         </w:tc>
@@ -823,7 +823,7 @@
               <w:rPr>
                 <w:sz w:val="14"/>
               </w:rPr>
-              <w:t>-5.57</w:t>
+              <w:t>-6.75</w:t>
             </w:r>
           </w:p>
         </w:tc>
@@ -916,7 +916,7 @@
               <w:rPr>
                 <w:sz w:val="14"/>
               </w:rPr>
-              <w:t>-6.83</w:t>
+              <w:t>-5.81</w:t>
             </w:r>
           </w:p>
         </w:tc>
@@ -1009,7 +1009,7 @@
               <w:rPr>
                 <w:sz w:val="14"/>
               </w:rPr>
-              <w:t>-4.41</w:t>
+              <w:t>-4.11</w:t>
             </w:r>
           </w:p>
         </w:tc>
@@ -1102,7 +1102,7 @@
               <w:rPr>
                 <w:sz w:val="14"/>
               </w:rPr>
-              <w:t>-5.03</w:t>
+              <w:t>-5.14</w:t>
             </w:r>
           </w:p>
         </w:tc>
@@ -1195,7 +1195,7 @@
               <w:rPr>
                 <w:sz w:val="14"/>
               </w:rPr>
-              <w:t>-5.88</w:t>
+              <w:t>-4.97</w:t>
             </w:r>
           </w:p>
         </w:tc>
@@ -1288,7 +1288,7 @@
               <w:rPr>
                 <w:sz w:val="14"/>
               </w:rPr>
-              <w:t>-4.97</w:t>
+              <w:t>-4.29</w:t>
             </w:r>
           </w:p>
         </w:tc>
@@ -1381,7 +1381,7 @@
               <w:rPr>
                 <w:sz w:val="14"/>
               </w:rPr>
-              <w:t>-5.58</w:t>
+              <w:t>-4.88</w:t>
             </w:r>
           </w:p>
         </w:tc>
@@ -1474,7 +1474,7 @@
               <w:rPr>
                 <w:sz w:val="14"/>
               </w:rPr>
-              <w:t>-5.57</w:t>
+              <w:t>-4.49</w:t>
             </w:r>
           </w:p>
         </w:tc>
@@ -1567,7 +1567,7 @@
               <w:rPr>
                 <w:sz w:val="14"/>
               </w:rPr>
-              <w:t>-5.54</w:t>
+              <w:t>-4.88</w:t>
             </w:r>
           </w:p>
         </w:tc>
@@ -1660,7 +1660,7 @@
               <w:rPr>
                 <w:sz w:val="14"/>
               </w:rPr>
-              <w:t>-5.60</w:t>
+              <w:t>-4.84</w:t>
             </w:r>
           </w:p>
         </w:tc>
@@ -1753,7 +1753,7 @@
               <w:rPr>
                 <w:sz w:val="14"/>
               </w:rPr>
-              <w:t>-5.75</w:t>
+              <w:t>-4.92</w:t>
             </w:r>
           </w:p>
         </w:tc>
@@ -1846,7 +1846,7 @@
               <w:rPr>
                 <w:sz w:val="14"/>
               </w:rPr>
-              <w:t>-5.53</w:t>
+              <w:t>-4.84</w:t>
             </w:r>
           </w:p>
         </w:tc>
@@ -1939,7 +1939,7 @@
               <w:rPr>
                 <w:sz w:val="14"/>
               </w:rPr>
-              <w:t>-5.87</w:t>
+              <w:t>-4.89</w:t>
             </w:r>
           </w:p>
         </w:tc>
@@ -2032,7 +2032,7 @@
               <w:rPr>
                 <w:sz w:val="14"/>
               </w:rPr>
-              <w:t>-4.93</w:t>
+              <w:t>-4.26</w:t>
             </w:r>
           </w:p>
         </w:tc>
@@ -2125,7 +2125,7 @@
               <w:rPr>
                 <w:sz w:val="14"/>
               </w:rPr>
-              <w:t>-5.27</w:t>
+              <w:t>-4.68</w:t>
             </w:r>
           </w:p>
         </w:tc>
@@ -2218,7 +2218,7 @@
               <w:rPr>
                 <w:sz w:val="14"/>
               </w:rPr>
-              <w:t>-4.74</w:t>
+              <w:t>-4.52</w:t>
             </w:r>
           </w:p>
         </w:tc>
@@ -2311,7 +2311,7 @@
               <w:rPr>
                 <w:sz w:val="14"/>
               </w:rPr>
-              <w:t>-5.30</w:t>
+              <w:t>-4.83</w:t>
             </w:r>
           </w:p>
         </w:tc>
@@ -2404,7 +2404,7 @@
               <w:rPr>
                 <w:sz w:val="14"/>
               </w:rPr>
-              <w:t>-5.55</w:t>
+              <w:t>-5.29</w:t>
             </w:r>
           </w:p>
         </w:tc>
@@ -2497,7 +2497,7 @@
               <w:rPr>
                 <w:sz w:val="14"/>
               </w:rPr>
-              <w:t>-5.75</w:t>
+              <w:t>-5.68</w:t>
             </w:r>
           </w:p>
         </w:tc>
@@ -2590,7 +2590,7 @@
               <w:rPr>
                 <w:sz w:val="14"/>
               </w:rPr>
-              <w:t>-4.13</w:t>
+              <w:t>-3.87</w:t>
             </w:r>
           </w:p>
         </w:tc>
@@ -2683,7 +2683,7 @@
               <w:rPr>
                 <w:sz w:val="14"/>
               </w:rPr>
-              <w:t>-3.79</w:t>
+              <w:t>-3.76</w:t>
             </w:r>
           </w:p>
         </w:tc>
@@ -2776,7 +2776,7 @@
               <w:rPr>
                 <w:sz w:val="14"/>
               </w:rPr>
-              <w:t>-4.19</w:t>
+              <w:t>-3.86</w:t>
             </w:r>
           </w:p>
         </w:tc>
@@ -2869,7 +2869,7 @@
               <w:rPr>
                 <w:sz w:val="14"/>
               </w:rPr>
-              <w:t>-5.51</w:t>
+              <w:t>-4.27</w:t>
             </w:r>
           </w:p>
         </w:tc>

--- a/manuscript/Tau_Borophene_Supporting_Information.docx
+++ b/manuscript/Tau_Borophene_Supporting_Information.docx
@@ -69,7 +69,7 @@
         <w:br/>
         <w:t>• Code: https://github.com/sircalch/borophene-alzheimer-tau-ai</w:t>
         <w:br/>
-        <w:t>• Data archive: https://doi.org/10.5281/zenodo.22187835</w:t>
+        <w:t>• Data archive: https://doi.org/10.5281/zenodo.22187834</w:t>
       </w:r>
     </w:p>
     <w:p>
